--- a/docs/TransactionHistory_API_Dokumani.docx
+++ b/docs/TransactionHistory_API_Dokumani.docx
@@ -490,7 +490,7 @@
                 <w:sz w:val="18"/>
                 <w:szCs w:val="18"/>
               </w:rPr>
-              <w:t xml:space="preserve">ℹ️  “Devreden Bakiye” satırı yalnızca Search alanı boş/kısa bırakıldığında ve devir bakiyesi 0'dan farklı olduğunda listeye eklenir. Arama yapıldığında bu satır listeye dahil edilmez.</w:t>
+              <w:t xml:space="preserve">ℹ️  “Devreden Bakiye” satırı yalnızca Search alanı boş/kısa bırakıldığında, StartDate/EndDate gönderilmediğinde ve devir bakiyesi 0'dan farklı olduğunda listeye eklenir. Arama veya tarih filtresi yapıldığında bu satır listeye dahil edilmez.</w:t>
             </w:r>
           </w:p>
         </w:tc>
@@ -993,7 +993,7 @@
                 <w:sz w:val="17"/>
                 <w:szCs w:val="17"/>
               </w:rPr>
-              <w:t xml:space="preserve">Dönem yılı (ör. 2026). Yıl başındaki (1 Ocak) devir bakiyesi bu yıldan itibaren hesaplanır.</w:t>
+              <w:t xml:space="preserve">Dönem yılı (ör. 2026). StartDate/EndDate gönderilmediğinde satır filtresi olarak, her koşulda ise devir bakiyesi hesaplamasının başlangıç yılı olarak kullanılır. (bkz. bölüm 2.3)</w:t>
             </w:r>
           </w:p>
         </w:tc>
@@ -1438,6 +1438,302 @@
                 <w:szCs w:val="17"/>
               </w:rPr>
               <w:t xml:space="preserve">İşlem No veya İşlem Türü alanlarında arama yapar. 2 karakterden kısa değerler yoksayılır.</w:t>
+            </w:r>
+          </w:p>
+        </w:tc>
+      </w:tr>
+      <w:tr>
+        <w:tc>
+          <w:tcPr>
+            <w:tcW w:type="dxa" w:w="2200"/>
+            <w:tcBorders>
+              <w:top w:val="single" w:color="CCCCCC" w:sz="1"/>
+              <w:left w:val="single" w:color="CCCCCC" w:sz="1"/>
+              <w:bottom w:val="single" w:color="CCCCCC" w:sz="1"/>
+              <w:right w:val="single" w:color="CCCCCC" w:sz="1"/>
+            </w:tcBorders>
+            <w:shd w:fill="FFFFFF" w:color="auto" w:val="clear"/>
+            <w:tcMar>
+              <w:top w:type="dxa" w:w="60"/>
+              <w:left w:type="dxa" w:w="120"/>
+              <w:bottom w:type="dxa" w:w="60"/>
+              <w:right w:type="dxa" w:w="120"/>
+            </w:tcMar>
+            <w:vAlign w:val="center"/>
+          </w:tcPr>
+          <w:p>
+            <w:pPr>
+              <w:jc w:val="left"/>
+            </w:pPr>
+            <w:r>
+              <w:rPr>
+                <w:rFonts w:ascii="Courier New" w:cs="Courier New" w:eastAsia="Courier New" w:hAnsi="Courier New"/>
+                <w:b w:val="false"/>
+                <w:bCs w:val="false"/>
+                <w:i w:val="false"/>
+                <w:iCs w:val="false"/>
+                <w:color w:val="2E86C1"/>
+                <w:sz w:val="17"/>
+                <w:szCs w:val="17"/>
+              </w:rPr>
+              <w:t xml:space="preserve">StartDate</w:t>
+            </w:r>
+          </w:p>
+        </w:tc>
+        <w:tc>
+          <w:tcPr>
+            <w:tcW w:type="dxa" w:w="1100"/>
+            <w:tcBorders>
+              <w:top w:val="single" w:color="CCCCCC" w:sz="1"/>
+              <w:left w:val="single" w:color="CCCCCC" w:sz="1"/>
+              <w:bottom w:val="single" w:color="CCCCCC" w:sz="1"/>
+              <w:right w:val="single" w:color="CCCCCC" w:sz="1"/>
+            </w:tcBorders>
+            <w:shd w:fill="FFFFFF" w:color="auto" w:val="clear"/>
+            <w:tcMar>
+              <w:top w:type="dxa" w:w="60"/>
+              <w:left w:type="dxa" w:w="120"/>
+              <w:bottom w:type="dxa" w:w="60"/>
+              <w:right w:type="dxa" w:w="120"/>
+            </w:tcMar>
+            <w:vAlign w:val="center"/>
+          </w:tcPr>
+          <w:p>
+            <w:pPr>
+              <w:jc w:val="left"/>
+            </w:pPr>
+            <w:r>
+              <w:rPr>
+                <w:rFonts w:ascii="Courier New" w:cs="Courier New" w:eastAsia="Courier New" w:hAnsi="Courier New"/>
+                <w:b w:val="false"/>
+                <w:bCs w:val="false"/>
+                <w:i w:val="false"/>
+                <w:iCs w:val="false"/>
+                <w:color w:val="1A252F"/>
+                <w:sz w:val="17"/>
+                <w:szCs w:val="17"/>
+              </w:rPr>
+              <w:t xml:space="preserve">DateTime?</w:t>
+            </w:r>
+          </w:p>
+        </w:tc>
+        <w:tc>
+          <w:tcPr>
+            <w:tcW w:type="dxa" w:w="1200"/>
+            <w:tcBorders>
+              <w:top w:val="single" w:color="CCCCCC" w:sz="1"/>
+              <w:left w:val="single" w:color="CCCCCC" w:sz="1"/>
+              <w:bottom w:val="single" w:color="CCCCCC" w:sz="1"/>
+              <w:right w:val="single" w:color="CCCCCC" w:sz="1"/>
+            </w:tcBorders>
+            <w:shd w:fill="FFFFFF" w:color="auto" w:val="clear"/>
+            <w:tcMar>
+              <w:top w:type="dxa" w:w="60"/>
+              <w:left w:type="dxa" w:w="120"/>
+              <w:bottom w:type="dxa" w:w="60"/>
+              <w:right w:type="dxa" w:w="120"/>
+            </w:tcMar>
+            <w:vAlign w:val="center"/>
+          </w:tcPr>
+          <w:p>
+            <w:pPr>
+              <w:jc w:val="left"/>
+            </w:pPr>
+            <w:r>
+              <w:rPr>
+                <w:b w:val="false"/>
+                <w:bCs w:val="false"/>
+                <w:i w:val="false"/>
+                <w:iCs w:val="false"/>
+                <w:color w:val="7B241C"/>
+                <w:sz w:val="17"/>
+                <w:szCs w:val="17"/>
+              </w:rPr>
+              <w:t xml:space="preserve">Hayır</w:t>
+            </w:r>
+          </w:p>
+        </w:tc>
+        <w:tc>
+          <w:tcPr>
+            <w:tcW w:type="dxa" w:w="4860"/>
+            <w:tcBorders>
+              <w:top w:val="single" w:color="CCCCCC" w:sz="1"/>
+              <w:left w:val="single" w:color="CCCCCC" w:sz="1"/>
+              <w:bottom w:val="single" w:color="CCCCCC" w:sz="1"/>
+              <w:right w:val="single" w:color="CCCCCC" w:sz="1"/>
+            </w:tcBorders>
+            <w:shd w:fill="FFFFFF" w:color="auto" w:val="clear"/>
+            <w:tcMar>
+              <w:top w:type="dxa" w:w="60"/>
+              <w:left w:type="dxa" w:w="120"/>
+              <w:bottom w:type="dxa" w:w="60"/>
+              <w:right w:type="dxa" w:w="120"/>
+            </w:tcMar>
+            <w:vAlign w:val="center"/>
+          </w:tcPr>
+          <w:p>
+            <w:pPr>
+              <w:jc w:val="left"/>
+            </w:pPr>
+            <w:r>
+              <w:rPr>
+                <w:b w:val="false"/>
+                <w:bCs w:val="false"/>
+                <w:i w:val="false"/>
+                <w:iCs w:val="false"/>
+                <w:color w:val="1A252F"/>
+                <w:sz w:val="17"/>
+                <w:szCs w:val="17"/>
+              </w:rPr>
+              <w:t xml:space="preserve">Başlangıç tarihi. Null/boş ise devreye girmez. Gönderilirse Year'ın satır filtresi olarak etkisi kalkar. (bkz. bölüm 2.3)</w:t>
+            </w:r>
+          </w:p>
+        </w:tc>
+      </w:tr>
+      <w:tr>
+        <w:tc>
+          <w:tcPr>
+            <w:tcW w:type="dxa" w:w="2200"/>
+            <w:tcBorders>
+              <w:top w:val="single" w:color="CCCCCC" w:sz="1"/>
+              <w:left w:val="single" w:color="CCCCCC" w:sz="1"/>
+              <w:bottom w:val="single" w:color="CCCCCC" w:sz="1"/>
+              <w:right w:val="single" w:color="CCCCCC" w:sz="1"/>
+            </w:tcBorders>
+            <w:shd w:fill="FFFFFF" w:color="auto" w:val="clear"/>
+            <w:tcMar>
+              <w:top w:type="dxa" w:w="60"/>
+              <w:left w:type="dxa" w:w="120"/>
+              <w:bottom w:type="dxa" w:w="60"/>
+              <w:right w:type="dxa" w:w="120"/>
+            </w:tcMar>
+            <w:vAlign w:val="center"/>
+          </w:tcPr>
+          <w:p>
+            <w:pPr>
+              <w:jc w:val="left"/>
+            </w:pPr>
+            <w:r>
+              <w:rPr>
+                <w:rFonts w:ascii="Courier New" w:cs="Courier New" w:eastAsia="Courier New" w:hAnsi="Courier New"/>
+                <w:b w:val="false"/>
+                <w:bCs w:val="false"/>
+                <w:i w:val="false"/>
+                <w:iCs w:val="false"/>
+                <w:color w:val="2E86C1"/>
+                <w:sz w:val="17"/>
+                <w:szCs w:val="17"/>
+              </w:rPr>
+              <w:t xml:space="preserve">EndDate</w:t>
+            </w:r>
+          </w:p>
+        </w:tc>
+        <w:tc>
+          <w:tcPr>
+            <w:tcW w:type="dxa" w:w="1100"/>
+            <w:tcBorders>
+              <w:top w:val="single" w:color="CCCCCC" w:sz="1"/>
+              <w:left w:val="single" w:color="CCCCCC" w:sz="1"/>
+              <w:bottom w:val="single" w:color="CCCCCC" w:sz="1"/>
+              <w:right w:val="single" w:color="CCCCCC" w:sz="1"/>
+            </w:tcBorders>
+            <w:shd w:fill="FFFFFF" w:color="auto" w:val="clear"/>
+            <w:tcMar>
+              <w:top w:type="dxa" w:w="60"/>
+              <w:left w:type="dxa" w:w="120"/>
+              <w:bottom w:type="dxa" w:w="60"/>
+              <w:right w:type="dxa" w:w="120"/>
+            </w:tcMar>
+            <w:vAlign w:val="center"/>
+          </w:tcPr>
+          <w:p>
+            <w:pPr>
+              <w:jc w:val="left"/>
+            </w:pPr>
+            <w:r>
+              <w:rPr>
+                <w:rFonts w:ascii="Courier New" w:cs="Courier New" w:eastAsia="Courier New" w:hAnsi="Courier New"/>
+                <w:b w:val="false"/>
+                <w:bCs w:val="false"/>
+                <w:i w:val="false"/>
+                <w:iCs w:val="false"/>
+                <w:color w:val="1A252F"/>
+                <w:sz w:val="17"/>
+                <w:szCs w:val="17"/>
+              </w:rPr>
+              <w:t xml:space="preserve">DateTime?</w:t>
+            </w:r>
+          </w:p>
+        </w:tc>
+        <w:tc>
+          <w:tcPr>
+            <w:tcW w:type="dxa" w:w="1200"/>
+            <w:tcBorders>
+              <w:top w:val="single" w:color="CCCCCC" w:sz="1"/>
+              <w:left w:val="single" w:color="CCCCCC" w:sz="1"/>
+              <w:bottom w:val="single" w:color="CCCCCC" w:sz="1"/>
+              <w:right w:val="single" w:color="CCCCCC" w:sz="1"/>
+            </w:tcBorders>
+            <w:shd w:fill="FFFFFF" w:color="auto" w:val="clear"/>
+            <w:tcMar>
+              <w:top w:type="dxa" w:w="60"/>
+              <w:left w:type="dxa" w:w="120"/>
+              <w:bottom w:type="dxa" w:w="60"/>
+              <w:right w:type="dxa" w:w="120"/>
+            </w:tcMar>
+            <w:vAlign w:val="center"/>
+          </w:tcPr>
+          <w:p>
+            <w:pPr>
+              <w:jc w:val="left"/>
+            </w:pPr>
+            <w:r>
+              <w:rPr>
+                <w:b w:val="false"/>
+                <w:bCs w:val="false"/>
+                <w:i w:val="false"/>
+                <w:iCs w:val="false"/>
+                <w:color w:val="7B241C"/>
+                <w:sz w:val="17"/>
+                <w:szCs w:val="17"/>
+              </w:rPr>
+              <w:t xml:space="preserve">Hayır</w:t>
+            </w:r>
+          </w:p>
+        </w:tc>
+        <w:tc>
+          <w:tcPr>
+            <w:tcW w:type="dxa" w:w="4860"/>
+            <w:tcBorders>
+              <w:top w:val="single" w:color="CCCCCC" w:sz="1"/>
+              <w:left w:val="single" w:color="CCCCCC" w:sz="1"/>
+              <w:bottom w:val="single" w:color="CCCCCC" w:sz="1"/>
+              <w:right w:val="single" w:color="CCCCCC" w:sz="1"/>
+            </w:tcBorders>
+            <w:shd w:fill="FFFFFF" w:color="auto" w:val="clear"/>
+            <w:tcMar>
+              <w:top w:type="dxa" w:w="60"/>
+              <w:left w:type="dxa" w:w="120"/>
+              <w:bottom w:type="dxa" w:w="60"/>
+              <w:right w:type="dxa" w:w="120"/>
+            </w:tcMar>
+            <w:vAlign w:val="center"/>
+          </w:tcPr>
+          <w:p>
+            <w:pPr>
+              <w:jc w:val="left"/>
+            </w:pPr>
+            <w:r>
+              <w:rPr>
+                <w:b w:val="false"/>
+                <w:bCs w:val="false"/>
+                <w:i w:val="false"/>
+                <w:iCs w:val="false"/>
+                <w:color w:val="1A252F"/>
+                <w:sz w:val="17"/>
+                <w:szCs w:val="17"/>
+              </w:rPr>
+              <w:t xml:space="preserve">Bitiş tarihi. Null/boş ise devreye girmez. StartDate'ten önce olamaz.</w:t>
             </w:r>
           </w:p>
         </w:tc>
@@ -2008,6 +2304,39 @@
         </w:tc>
       </w:tr>
     </w:tbl>
+    <w:p>
+      <w:pPr>
+        <w:spacing w:before="140"/>
+      </w:pPr>
+    </w:p>
+    <w:p>
+      <w:pPr>
+        <w:spacing w:after="120" w:before="280"/>
+      </w:pPr>
+      <w:r>
+        <w:rPr>
+          <w:b/>
+          <w:bCs/>
+          <w:color w:val="2E86C1"/>
+          <w:sz w:val="26"/>
+          <w:szCs w:val="26"/>
+        </w:rPr>
+        <w:t xml:space="preserve">2.3 Year ve StartDate/EndDate Etkileşimi</w:t>
+      </w:r>
+    </w:p>
+    <w:p>
+      <w:pPr>
+        <w:spacing w:after="80" w:before="80"/>
+      </w:pPr>
+      <w:r>
+        <w:rPr>
+          <w:color w:val="1A252F"/>
+          <w:sz w:val="21"/>
+          <w:szCs w:val="21"/>
+        </w:rPr>
+        <w:t xml:space="preserve">Year alanı her zaman zorunludur çünkü devir bakiyesi hesaplamasının başlangıç noktasını belirler. Ancak StartDate ve/veya EndDate gönderildiğinde, işlem listesini filtrelemek için kullanılan “Donem = Year” koşulu sorgudan tamamen kaldırılır; bunun yerine yalnızca StartDate/EndDate aralığı uygulanır. Bu sayede yıl sınırını aşan bir aralık (ör. Aralık 2026 – Ocak 2027) doğru sonuç verir. Ayrıca StartDate gönderilmişse, devir bakiyesi de 1 Ocak yerine doğrudan StartDate tarihinden itibaren hesaplanır.</w:t>
+      </w:r>
+    </w:p>
     <w:p>
       <w:pPr>
         <w:pBdr>
@@ -5339,6 +5668,11 @@
     </w:tbl>
     <w:p>
       <w:pPr>
+        <w:spacing w:before="100"/>
+      </w:pPr>
+    </w:p>
+    <w:p>
+      <w:pPr>
         <w:pBdr>
           <w:bottom w:val="single" w:color="2E86C1" w:sz="4" w:space="6"/>
         </w:pBdr>
@@ -5352,7 +5686,239 @@
           <w:sz w:val="32"/>
           <w:szCs w:val="32"/>
         </w:rPr>
-        <w:t xml:space="preserve">6. Hata Referansı</w:t>
+        <w:t xml:space="preserve">6. Örnek İstek — Tarih Aralığı</w:t>
+      </w:r>
+    </w:p>
+    <w:p>
+      <w:pPr>
+        <w:spacing w:after="80" w:before="80"/>
+      </w:pPr>
+      <w:r>
+        <w:rPr>
+          <w:color w:val="1A252F"/>
+          <w:sz w:val="21"/>
+          <w:szCs w:val="21"/>
+        </w:rPr>
+        <w:t xml:space="preserve">Year alanı yine de zorunludur (devir bakiyesi hesaplaması için) ancak StartDate gönderildiği için satır filtresinde Donem koşulu devreye girmez; bakiye hesabı da 1 Ocak yerine StartDate'ten (1 Mart) başlar.</w:t>
+      </w:r>
+    </w:p>
+    <w:p>
+      <w:pPr>
+        <w:spacing w:before="60"/>
+      </w:pPr>
+    </w:p>
+    <w:tbl>
+      <w:tblPr>
+        <w:tblW w:type="dxa" w:w="9360"/>
+        <w:tblBorders>
+          <w:top w:val="single" w:color="auto" w:sz="4"/>
+          <w:left w:val="single" w:color="auto" w:sz="4"/>
+          <w:bottom w:val="single" w:color="auto" w:sz="4"/>
+          <w:right w:val="single" w:color="auto" w:sz="4"/>
+          <w:insideH w:val="single" w:color="auto" w:sz="4"/>
+          <w:insideV w:val="single" w:color="auto" w:sz="4"/>
+        </w:tblBorders>
+        <w:tblLayout w:type="fixed"/>
+      </w:tblPr>
+      <w:tblGrid>
+        <w:gridCol w:w="9360"/>
+      </w:tblGrid>
+      <w:tr>
+        <w:tc>
+          <w:tcPr>
+            <w:tcW w:type="dxa" w:w="9360"/>
+            <w:tcBorders>
+              <w:top w:val="single" w:color="CCCCCC" w:sz="1"/>
+              <w:left w:val="single" w:color="CCCCCC" w:sz="1"/>
+              <w:bottom w:val="single" w:color="CCCCCC" w:sz="1"/>
+              <w:right w:val="single" w:color="CCCCCC" w:sz="1"/>
+            </w:tcBorders>
+            <w:shd w:fill="F4F6F8" w:color="auto" w:val="clear"/>
+            <w:tcMar>
+              <w:top w:type="dxa" w:w="140"/>
+              <w:left w:type="dxa" w:w="220"/>
+              <w:bottom w:type="dxa" w:w="140"/>
+              <w:right w:type="dxa" w:w="220"/>
+            </w:tcMar>
+          </w:tcPr>
+          <w:p>
+            <w:pPr>
+              <w:spacing w:after="36" w:before="36"/>
+            </w:pPr>
+            <w:r>
+              <w:rPr>
+                <w:rFonts w:ascii="Courier New" w:cs="Courier New" w:eastAsia="Courier New" w:hAnsi="Courier New"/>
+                <w:color w:val="1A252F"/>
+                <w:sz w:val="17"/>
+                <w:szCs w:val="17"/>
+              </w:rPr>
+              <w:t xml:space="preserve">POST /api/v2/Customer/TransactionHistory</w:t>
+            </w:r>
+          </w:p>
+          <w:p>
+            <w:pPr>
+              <w:spacing w:after="36" w:before="36"/>
+            </w:pPr>
+            <w:r>
+              <w:rPr>
+                <w:rFonts w:ascii="Courier New" w:cs="Courier New" w:eastAsia="Courier New" w:hAnsi="Courier New"/>
+                <w:color w:val="1A252F"/>
+                <w:sz w:val="17"/>
+                <w:szCs w:val="17"/>
+              </w:rPr>
+              <w:t xml:space="preserve">Content-Type: application/json</w:t>
+            </w:r>
+          </w:p>
+          <w:p>
+            <w:pPr>
+              <w:spacing w:after="36" w:before="36"/>
+            </w:pPr>
+          </w:p>
+          <w:p>
+            <w:pPr>
+              <w:spacing w:after="36" w:before="36"/>
+            </w:pPr>
+            <w:r>
+              <w:rPr>
+                <w:rFonts w:ascii="Courier New" w:cs="Courier New" w:eastAsia="Courier New" w:hAnsi="Courier New"/>
+                <w:color w:val="1A252F"/>
+                <w:sz w:val="17"/>
+                <w:szCs w:val="17"/>
+              </w:rPr>
+              <w:t xml:space="preserve">{</w:t>
+            </w:r>
+          </w:p>
+          <w:p>
+            <w:pPr>
+              <w:spacing w:after="36" w:before="36"/>
+            </w:pPr>
+            <w:r>
+              <w:rPr>
+                <w:rFonts w:ascii="Courier New" w:cs="Courier New" w:eastAsia="Courier New" w:hAnsi="Courier New"/>
+                <w:color w:val="1A252F"/>
+                <w:sz w:val="17"/>
+                <w:szCs w:val="17"/>
+              </w:rPr>
+              <w:t xml:space="preserve">  "CustomerId": 482,</w:t>
+            </w:r>
+          </w:p>
+          <w:p>
+            <w:pPr>
+              <w:spacing w:after="36" w:before="36"/>
+            </w:pPr>
+            <w:r>
+              <w:rPr>
+                <w:rFonts w:ascii="Courier New" w:cs="Courier New" w:eastAsia="Courier New" w:hAnsi="Courier New"/>
+                <w:color w:val="1A252F"/>
+                <w:sz w:val="17"/>
+                <w:szCs w:val="17"/>
+              </w:rPr>
+              <w:t xml:space="preserve">  "Year": 2026,</w:t>
+            </w:r>
+          </w:p>
+          <w:p>
+            <w:pPr>
+              <w:spacing w:after="36" w:before="36"/>
+            </w:pPr>
+            <w:r>
+              <w:rPr>
+                <w:rFonts w:ascii="Courier New" w:cs="Courier New" w:eastAsia="Courier New" w:hAnsi="Courier New"/>
+                <w:color w:val="1A252F"/>
+                <w:sz w:val="17"/>
+                <w:szCs w:val="17"/>
+              </w:rPr>
+              <w:t xml:space="preserve">  "Currency": "TRY",</w:t>
+            </w:r>
+          </w:p>
+          <w:p>
+            <w:pPr>
+              <w:spacing w:after="36" w:before="36"/>
+            </w:pPr>
+            <w:r>
+              <w:rPr>
+                <w:rFonts w:ascii="Courier New" w:cs="Courier New" w:eastAsia="Courier New" w:hAnsi="Courier New"/>
+                <w:color w:val="1A252F"/>
+                <w:sz w:val="17"/>
+                <w:szCs w:val="17"/>
+              </w:rPr>
+              <w:t xml:space="preserve">  "Filter": 0,</w:t>
+            </w:r>
+          </w:p>
+          <w:p>
+            <w:pPr>
+              <w:spacing w:after="36" w:before="36"/>
+            </w:pPr>
+            <w:r>
+              <w:rPr>
+                <w:rFonts w:ascii="Courier New" w:cs="Courier New" w:eastAsia="Courier New" w:hAnsi="Courier New"/>
+                <w:color w:val="1A252F"/>
+                <w:sz w:val="17"/>
+                <w:szCs w:val="17"/>
+              </w:rPr>
+              <w:t xml:space="preserve">  "Search": "",</w:t>
+            </w:r>
+          </w:p>
+          <w:p>
+            <w:pPr>
+              <w:spacing w:after="36" w:before="36"/>
+            </w:pPr>
+            <w:r>
+              <w:rPr>
+                <w:rFonts w:ascii="Courier New" w:cs="Courier New" w:eastAsia="Courier New" w:hAnsi="Courier New"/>
+                <w:color w:val="1A252F"/>
+                <w:sz w:val="17"/>
+                <w:szCs w:val="17"/>
+              </w:rPr>
+              <w:t xml:space="preserve">  "StartDate": "2026-03-01T00:00:00",</w:t>
+            </w:r>
+          </w:p>
+          <w:p>
+            <w:pPr>
+              <w:spacing w:after="36" w:before="36"/>
+            </w:pPr>
+            <w:r>
+              <w:rPr>
+                <w:rFonts w:ascii="Courier New" w:cs="Courier New" w:eastAsia="Courier New" w:hAnsi="Courier New"/>
+                <w:color w:val="1A252F"/>
+                <w:sz w:val="17"/>
+                <w:szCs w:val="17"/>
+              </w:rPr>
+              <w:t xml:space="preserve">  "EndDate": "2026-03-31T23:59:59"</w:t>
+            </w:r>
+          </w:p>
+          <w:p>
+            <w:pPr>
+              <w:spacing w:after="36" w:before="36"/>
+            </w:pPr>
+            <w:r>
+              <w:rPr>
+                <w:rFonts w:ascii="Courier New" w:cs="Courier New" w:eastAsia="Courier New" w:hAnsi="Courier New"/>
+                <w:color w:val="1A252F"/>
+                <w:sz w:val="17"/>
+                <w:szCs w:val="17"/>
+              </w:rPr>
+              <w:t xml:space="preserve">}</w:t>
+            </w:r>
+          </w:p>
+        </w:tc>
+      </w:tr>
+    </w:tbl>
+    <w:p>
+      <w:pPr>
+        <w:pBdr>
+          <w:bottom w:val="single" w:color="2E86C1" w:sz="4" w:space="6"/>
+        </w:pBdr>
+        <w:spacing w:after="180" w:before="360"/>
+      </w:pPr>
+      <w:r>
+        <w:rPr>
+          <w:b/>
+          <w:bCs/>
+          <w:color w:val="1E3A5F"/>
+          <w:sz w:val="32"/>
+          <w:szCs w:val="32"/>
+        </w:rPr>
+        <w:t xml:space="preserve">7. Hata Referansı</w:t>
       </w:r>
     </w:p>
     <w:tbl>
@@ -5926,6 +6492,117 @@
                 <w:szCs w:val="17"/>
               </w:rPr>
               <w:t xml:space="preserve">Filter, CariTransactionFilter enum içinde tanımlı bir değer değil.</w:t>
+            </w:r>
+          </w:p>
+        </w:tc>
+      </w:tr>
+      <w:tr>
+        <w:tc>
+          <w:tcPr>
+            <w:tcW w:type="dxa" w:w="4200"/>
+            <w:tcBorders>
+              <w:top w:val="single" w:color="CCCCCC" w:sz="1"/>
+              <w:left w:val="single" w:color="CCCCCC" w:sz="1"/>
+              <w:bottom w:val="single" w:color="CCCCCC" w:sz="1"/>
+              <w:right w:val="single" w:color="CCCCCC" w:sz="1"/>
+            </w:tcBorders>
+            <w:shd w:fill="FFFFFF" w:color="auto" w:val="clear"/>
+            <w:tcMar>
+              <w:top w:type="dxa" w:w="60"/>
+              <w:left w:type="dxa" w:w="120"/>
+              <w:bottom w:type="dxa" w:w="60"/>
+              <w:right w:type="dxa" w:w="120"/>
+            </w:tcMar>
+            <w:vAlign w:val="center"/>
+          </w:tcPr>
+          <w:p>
+            <w:pPr>
+              <w:jc w:val="left"/>
+            </w:pPr>
+            <w:r>
+              <w:rPr>
+                <w:rFonts w:ascii="Courier New" w:cs="Courier New" w:eastAsia="Courier New" w:hAnsi="Courier New"/>
+                <w:b w:val="false"/>
+                <w:bCs w:val="false"/>
+                <w:i w:val="false"/>
+                <w:iCs w:val="false"/>
+                <w:color w:val="1A252F"/>
+                <w:sz w:val="16"/>
+                <w:szCs w:val="16"/>
+              </w:rPr>
+              <w:t xml:space="preserve">StartDate, EndDate değerinden sonra olamaz.</w:t>
+            </w:r>
+          </w:p>
+        </w:tc>
+        <w:tc>
+          <w:tcPr>
+            <w:tcW w:type="dxa" w:w="1400"/>
+            <w:tcBorders>
+              <w:top w:val="single" w:color="CCCCCC" w:sz="1"/>
+              <w:left w:val="single" w:color="CCCCCC" w:sz="1"/>
+              <w:bottom w:val="single" w:color="CCCCCC" w:sz="1"/>
+              <w:right w:val="single" w:color="CCCCCC" w:sz="1"/>
+            </w:tcBorders>
+            <w:shd w:fill="FFFFFF" w:color="auto" w:val="clear"/>
+            <w:tcMar>
+              <w:top w:type="dxa" w:w="60"/>
+              <w:left w:type="dxa" w:w="120"/>
+              <w:bottom w:type="dxa" w:w="60"/>
+              <w:right w:type="dxa" w:w="120"/>
+            </w:tcMar>
+            <w:vAlign w:val="center"/>
+          </w:tcPr>
+          <w:p>
+            <w:pPr>
+              <w:jc w:val="center"/>
+            </w:pPr>
+            <w:r>
+              <w:rPr>
+                <w:b/>
+                <w:bCs/>
+                <w:i w:val="false"/>
+                <w:iCs w:val="false"/>
+                <w:color w:val="7B241C"/>
+                <w:sz w:val="17"/>
+                <w:szCs w:val="17"/>
+              </w:rPr>
+              <w:t xml:space="preserve">400</w:t>
+            </w:r>
+          </w:p>
+        </w:tc>
+        <w:tc>
+          <w:tcPr>
+            <w:tcW w:type="dxa" w:w="3760"/>
+            <w:tcBorders>
+              <w:top w:val="single" w:color="CCCCCC" w:sz="1"/>
+              <w:left w:val="single" w:color="CCCCCC" w:sz="1"/>
+              <w:bottom w:val="single" w:color="CCCCCC" w:sz="1"/>
+              <w:right w:val="single" w:color="CCCCCC" w:sz="1"/>
+            </w:tcBorders>
+            <w:shd w:fill="FFFFFF" w:color="auto" w:val="clear"/>
+            <w:tcMar>
+              <w:top w:type="dxa" w:w="60"/>
+              <w:left w:type="dxa" w:w="120"/>
+              <w:bottom w:type="dxa" w:w="60"/>
+              <w:right w:type="dxa" w:w="120"/>
+            </w:tcMar>
+            <w:vAlign w:val="center"/>
+          </w:tcPr>
+          <w:p>
+            <w:pPr>
+              <w:jc w:val="left"/>
+            </w:pPr>
+            <w:r>
+              <w:rPr>
+                <w:b w:val="false"/>
+                <w:bCs w:val="false"/>
+                <w:i w:val="false"/>
+                <w:iCs w:val="false"/>
+                <w:color w:val="1A252F"/>
+                <w:sz w:val="17"/>
+                <w:szCs w:val="17"/>
+              </w:rPr>
+              <w:t xml:space="preserve">StartDate ve EndDate ikisi de gönderildi ama StartDate, EndDate'ten sonraki bir tarih.</w:t>
             </w:r>
           </w:p>
         </w:tc>
